--- a/courts/eleventh-circuit/alabama/state/supreme-court/motion-brief/usage/OUTPUT-motion-brief.docx
+++ b/courts/eleventh-circuit/alabama/state/supreme-court/motion-brief/usage/OUTPUT-motion-brief.docx
@@ -313,11 +313,7 @@
         <w:t xml:space="preserve"> </w:t>
       </w:r>
       <w:r>
-        <w:t xml:space="preserve">CR</w:t>
-        <w:noBreakHyphen/>
-        <w:t xml:space="preserve">10</w:t>
-        <w:noBreakHyphen/>
-        <w:t xml:space="preserve">0642,</w:t>
+        <w:t xml:space="preserve">CR-⁠10-⁠0642,</w:t>
       </w:r>
       <w:r>
         <w:t xml:space="preserve"> </w:t>
@@ -371,11 +367,7 @@
         <w:t xml:space="preserve"> </w:t>
       </w:r>
       <w:r>
-        <w:t xml:space="preserve">CC</w:t>
-        <w:noBreakHyphen/>
-        <w:t xml:space="preserve">09</w:t>
-        <w:noBreakHyphen/>
-        <w:t xml:space="preserve">73</w:t>
+        <w:t xml:space="preserve">CC-⁠09-⁠73</w:t>
       </w:r>
     </w:p>
     <w:p>
@@ -765,13 +757,7 @@
         <w:pStyle w:val="BodyText"/>
       </w:pPr>
       <w:r>
-        <w:t xml:space="preserve">1. Mr. Kelley was found guilty of two counts of capital murder and one count of sexual torture, and was subsequently sentenced to death for the two capital counts, but has never been sentenced for the sexual torture count. (R. 934; 984</w:t>
-      </w:r>
-      <w:r>
-        <w:noBreakHyphen/>
-      </w:r>
-      <w:r>
-        <w:t xml:space="preserve">85.) Having not been sentenced for sexual torture, Mr. Kelley did not seek to invoke the jurisdiction of the Court of Criminal Appeals as to that count. Nevertheless, in</w:t>
+        <w:t xml:space="preserve">1. Mr. Kelley was found guilty of two counts of capital murder and one count of sexual torture, and was subsequently sentenced to death for the two capital counts, but has never been sentenced for the sexual torture count. (R. 934; 984-⁠85.) Having not been sentenced for sexual torture, Mr. Kelley did not seek to invoke the jurisdiction of the Court of Criminal Appeals as to that count. Nevertheless, in</w:t>
       </w:r>
       <w:r>
         <w:t xml:space="preserve"> </w:t>
@@ -784,19 +770,7 @@
         <w:t xml:space="preserve">Kelley v. State</w:t>
       </w:r>
       <w:r>
-        <w:t xml:space="preserve">, No. CR</w:t>
-      </w:r>
-      <w:r>
-        <w:noBreakHyphen/>
-      </w:r>
-      <w:r>
-        <w:t xml:space="preserve">10</w:t>
-      </w:r>
-      <w:r>
-        <w:noBreakHyphen/>
-      </w:r>
-      <w:r>
-        <w:t xml:space="preserve">0642, 2014 WL 4387848, at *1 n.1 (Ala. Crim. App. Sept. 5, 2014), the Court of Criminal Appeals affirmed the sexual torture conviction, finding that it did have jurisdiction over that count.</w:t>
+        <w:t xml:space="preserve">, No. CR-⁠10-⁠0642, 2014 WL 4387848, at *1 n.1 (Ala. Crim. App. Sept. 5, 2014), the Court of Criminal Appeals affirmed the sexual torture conviction, finding that it did have jurisdiction over that count.</w:t>
       </w:r>
     </w:p>
     <w:p>
@@ -854,19 +828,7 @@
         <w:t xml:space="preserve">Kelley v. State</w:t>
       </w:r>
       <w:r>
-        <w:t xml:space="preserve">, No. CR</w:t>
-      </w:r>
-      <w:r>
-        <w:noBreakHyphen/>
-      </w:r>
-      <w:r>
-        <w:t xml:space="preserve">10</w:t>
-      </w:r>
-      <w:r>
-        <w:noBreakHyphen/>
-      </w:r>
-      <w:r>
-        <w:t xml:space="preserve">0642, 2016 WL 3148447 (Ala. Crim. App. June 3, 2016), the Court of Criminal Appeals issued an opinion purporting to dismiss Mr. Kelley’s appeal in part, specifically, the appeal from the sexual torture conviction.</w:t>
+        <w:t xml:space="preserve">, No. CR-⁠10-⁠0642, 2016 WL 3148447 (Ala. Crim. App. June 3, 2016), the Court of Criminal Appeals issued an opinion purporting to dismiss Mr. Kelley’s appeal in part, specifically, the appeal from the sexual torture conviction.</w:t>
       </w:r>
     </w:p>
     <w:p>
@@ -1001,9 +963,7 @@
               <w:t xml:space="preserve"> </w:t>
             </w:r>
             <w:r>
-              <w:t xml:space="preserve">#MUL</w:t>
-              <w:noBreakHyphen/>
-              <w:t xml:space="preserve">027</w:t>
+              <w:t xml:space="preserve">#MUL-⁠027</w:t>
             </w:r>
           </w:p>
           <w:p>
@@ -1181,11 +1141,7 @@
               <w:t xml:space="preserve"> </w:t>
             </w:r>
             <w:r>
-              <w:t xml:space="preserve">404</w:t>
-              <w:noBreakHyphen/>
-              <w:t xml:space="preserve">688</w:t>
-              <w:noBreakHyphen/>
-              <w:t xml:space="preserve">1202</w:t>
+              <w:t xml:space="preserve">404-⁠688-⁠1202</w:t>
             </w:r>
           </w:p>
           <w:p>
@@ -1201,11 +1157,7 @@
               <w:t xml:space="preserve"> </w:t>
             </w:r>
             <w:r>
-              <w:t xml:space="preserve">404</w:t>
-              <w:noBreakHyphen/>
-              <w:t xml:space="preserve">688</w:t>
-              <w:noBreakHyphen/>
-              <w:t xml:space="preserve">9440</w:t>
+              <w:t xml:space="preserve">404-⁠688-⁠9440</w:t>
             </w:r>
           </w:p>
           <w:p>
@@ -1646,9 +1598,7 @@
               <w:t xml:space="preserve"> </w:t>
             </w:r>
             <w:r>
-              <w:t xml:space="preserve">#MUL</w:t>
-              <w:noBreakHyphen/>
-              <w:t xml:space="preserve">027</w:t>
+              <w:t xml:space="preserve">#MUL-⁠027</w:t>
             </w:r>
           </w:p>
           <w:p>
@@ -1826,11 +1776,7 @@
               <w:t xml:space="preserve"> </w:t>
             </w:r>
             <w:r>
-              <w:t xml:space="preserve">404</w:t>
-              <w:noBreakHyphen/>
-              <w:t xml:space="preserve">688</w:t>
-              <w:noBreakHyphen/>
-              <w:t xml:space="preserve">1202</w:t>
+              <w:t xml:space="preserve">404-⁠688-⁠1202</w:t>
             </w:r>
           </w:p>
           <w:p>
@@ -1846,11 +1792,7 @@
               <w:t xml:space="preserve"> </w:t>
             </w:r>
             <w:r>
-              <w:t xml:space="preserve">404</w:t>
-              <w:noBreakHyphen/>
-              <w:t xml:space="preserve">688</w:t>
-              <w:noBreakHyphen/>
-              <w:t xml:space="preserve">9440</w:t>
+              <w:t xml:space="preserve">404-⁠688-⁠9440</w:t>
             </w:r>
           </w:p>
           <w:p>
@@ -2363,9 +2305,7 @@
               <w:t xml:space="preserve"> </w:t>
             </w:r>
             <w:r>
-              <w:t xml:space="preserve">#MUL</w:t>
-              <w:noBreakHyphen/>
-              <w:t xml:space="preserve">027</w:t>
+              <w:t xml:space="preserve">#MUL-⁠027</w:t>
             </w:r>
           </w:p>
           <w:p>
@@ -2543,11 +2483,7 @@
               <w:t xml:space="preserve"> </w:t>
             </w:r>
             <w:r>
-              <w:t xml:space="preserve">404</w:t>
-              <w:noBreakHyphen/>
-              <w:t xml:space="preserve">688</w:t>
-              <w:noBreakHyphen/>
-              <w:t xml:space="preserve">1202</w:t>
+              <w:t xml:space="preserve">404-⁠688-⁠1202</w:t>
             </w:r>
           </w:p>
           <w:p>
@@ -2563,11 +2499,7 @@
               <w:t xml:space="preserve"> </w:t>
             </w:r>
             <w:r>
-              <w:t xml:space="preserve">404</w:t>
-              <w:noBreakHyphen/>
-              <w:t xml:space="preserve">688</w:t>
-              <w:noBreakHyphen/>
-              <w:t xml:space="preserve">9440</w:t>
+              <w:t xml:space="preserve">404-⁠688-⁠9440</w:t>
             </w:r>
           </w:p>
           <w:p>
@@ -3450,7 +3382,7 @@
     <w:qFormat/>
     <w:pPr>
       <w:keepLines/>
-      <w:spacing w:before="0" w:after="168" w:line="336" w:lineRule="exact"/>
+      <w:spacing w:before="28" w:after="168" w:line="336" w:lineRule="exact"/>
       <w:jc w:val="both"/>
     </w:pPr>
     <w:rPr>
